--- a/Science Books/Physics/Volume overview/21 - Patterns Emergence and the Laws of Physics - Funny.docx
+++ b/Science Books/Physics/Volume overview/21 - Patterns Emergence and the Laws of Physics - Funny.docx
@@ -85,7 +85,7 @@
         <w:jc w:val="both"/>
       </w:pPr>
       <w:r>
-        <w:t xml:space="preserve">Also no. Does it have a temperature in the ordinary macroscopic sense? Not really. Put an enormous number of them together and suddenly we have water with temperature, pressure, viscosity, waves, boiling, freezing, and the annoying habit of getting everywhere.</w:t>
+        <w:t>Also no. Does it have a temperature in the ordinary macroscopic sense? Not really. Put a vast number of them together and suddenly we have water with temperature, pressure, viscosity, waves, boiling, freezing, and the annoying habit of getting everywhere.</w:t>
       </w:r>
     </w:p>
     <w:p>
@@ -165,7 +165,7 @@
         <w:jc w:val="both"/>
       </w:pPr>
       <w:r>
-        <w:t xml:space="preserve">Computer scientists discovered something delightfully annoying. You can write down extremely simple rules and get behavior that is spectacularly complicated. A tiny program can generate patterns that take pages to describe. A deterministic system can become unpredictable in practice.</w:t>
+        <w:t>Computer scientists discovered something delightfully annoying. You can write down extremely simple rules and get behavior that is spectacularly complicated. A minuscule program can generate patterns that take pages to describe. A deterministic system can become unpredictable in practice.</w:t>
       </w:r>
     </w:p>
     <w:p>
@@ -205,7 +205,7 @@
         <w:jc w:val="both"/>
       </w:pPr>
       <w:r>
-        <w:t xml:space="preserve">The butterfly effect does not mean one butterfly single-handedly orders a hurricane. It means nonlinear systems can amplify tiny differences. The butterfly makes a tiny contribution. The atmosphere does the rest.</w:t>
+        <w:t>The butterfly effect does not mean one butterfly single-handedly orders a hurricane. It means nonlinear systems can amplify tiny differences. The butterfly makes a small contribution. The atmosphere does the rest.</w:t>
       </w:r>
     </w:p>
     <w:p>
@@ -253,7 +253,7 @@
         <w:jc w:val="both"/>
       </w:pPr>
       <w:r>
-        <w:t xml:space="preserve">Snowflakes form intricate structures. Crystals grow. Convection cells appear in heated fluids. Galaxies develop large-scale structure.</w:t>
+        <w:t>Snowflakes form intricate structures. Crystals grow, convection cells appear in heated fluids, and galaxies develop large-scale structure of their own.</w:t>
       </w:r>
     </w:p>
     <w:p>
@@ -293,7 +293,7 @@
         <w:jc w:val="both"/>
       </w:pPr>
       <w:r>
-        <w:t xml:space="preserve">If they are unchanged when we rotate it, that matters. If certain transformations leave the laws unchanged, conservation laws follow. Noether's theorem turns this into one of the most beautiful connections in theoretical physics.</w:t>
+        <w:t>If they are unchanged when we rotate it, that matters. If certain transformations leave the laws unchanged, conservation laws follow — Noether's theorem, met back in Chapter 4, turns this into one of the most beautiful connections in theoretical physics.</w:t>
       </w:r>
     </w:p>
     <w:p>
@@ -531,7 +531,7 @@
         <w:jc w:val="both"/>
       </w:pPr>
       <w:r>
-        <w:t xml:space="preserve">A brain has memory. You can reduce every one of these to lower-level physics in principle. But if you insist on using only the lowest-level vocabulary, you may make the explanation practically useless. Sometimes the higher-level pattern is the thing you actually need to understand.</w:t>
+        <w:t>A brain has memory. You can reduce every one of these to lower-level physics in principle. But if you insist on using only the lowest-level vocabulary, you may make the explanation practically useless. Sometimes the higher-level pattern is the thing you need to understand.</w:t>
       </w:r>
     </w:p>
     <w:p>

--- a/Science Books/Physics/Volume overview/21 - Patterns Emergence and the Laws of Physics - Funny.docx
+++ b/Science Books/Physics/Volume overview/21 - Patterns Emergence and the Laws of Physics - Funny.docx
@@ -9,7 +9,7 @@
         <w:jc w:val="center"/>
       </w:pPr>
       <w:r>
-        <w:t>Science for Everyone</w:t>
+        <w:t>Physics, Actually</w:t>
       </w:r>
     </w:p>
     <w:p>
